--- a/word_reports/LP_0288_위치_455_Rainbow_Ritchie Blackmore.docx
+++ b/word_reports/LP_0288_위치_455_Rainbow_Ritchie Blackmore.docx
@@ -4,7 +4,7 @@
   <w:body>
     <w:p>
       <w:pPr>
-        <w:spacing w:after="280"/>
+        <w:spacing w:after="80"/>
       </w:pPr>
       <w:r>
         <w:rPr w:rFonts="맑은 고딕">
@@ -13,94 +13,47 @@
           <w:color w:val="1E3A8A"/>
           <w:sz w:val="30"/>
         </w:rPr>
-        <w:t>[455] Rainbow - Ritchie Blackmore's Rainbow</w:t>
+        <w:t>Rainbow (무지개) - Ritchie Blackmore's Rainbow</w:t>
       </w:r>
     </w:p>
     <w:p>
       <w:pPr>
-        <w:spacing w:after="320"/>
+        <w:spacing w:after="240"/>
       </w:pPr>
       <w:r>
         <w:rPr w:rFonts="맑은 고딕">
           <w:rFonts w:ascii="맑은 고딕" w:hAnsi="맑은 고딕" w:eastAsia="맑은 고딕"/>
           <w:b/>
-          <w:sz w:val="20"/>
+          <w:color w:val="4B5563"/>
+          <w:sz w:val="22"/>
         </w:rPr>
-        <w:t>■ 위치 : 455</w:t>
-        <w:br/>
-      </w:r>
-      <w:r>
-        <w:rPr w:rFonts="맑은 고딕">
-          <w:rFonts w:ascii="맑은 고딕" w:hAnsi="맑은 고딕" w:eastAsia="맑은 고딕"/>
-          <w:b/>
-          <w:sz w:val="20"/>
-        </w:rPr>
-        <w:t>■ 아티스트 : Rainbow</w:t>
-        <w:br/>
-      </w:r>
-      <w:r>
-        <w:rPr w:rFonts="맑은 고딕">
-          <w:rFonts w:ascii="맑은 고딕" w:hAnsi="맑은 고딕" w:eastAsia="맑은 고딕"/>
-          <w:b/>
-          <w:sz w:val="20"/>
-        </w:rPr>
-        <w:t>■ 앨범명 : Ritchie Blackmore's Rainbow</w:t>
-        <w:br/>
-      </w:r>
-      <w:r>
-        <w:rPr w:rFonts="맑은 고딕">
-          <w:rFonts w:ascii="맑은 고딕" w:hAnsi="맑은 고딕" w:eastAsia="맑은 고딕"/>
-          <w:b w:val="0"/>
-          <w:sz w:val="20"/>
-        </w:rPr>
-        <w:t>■ 음반 레이블 : Oyster / Polydor</w:t>
-        <w:br/>
-      </w:r>
-      <w:r>
-        <w:rPr w:rFonts="맑은 고딕">
-          <w:rFonts w:ascii="맑은 고딕" w:hAnsi="맑은 고딕" w:eastAsia="맑은 고딕"/>
-          <w:b w:val="0"/>
-          <w:sz w:val="20"/>
-        </w:rPr>
-        <w:t>■ 발매년도 : 1975</w:t>
-        <w:br/>
-      </w:r>
-      <w:r>
-        <w:rPr w:rFonts="맑은 고딕">
-          <w:rFonts w:ascii="맑은 고딕" w:hAnsi="맑은 고딕" w:eastAsia="맑은 고딕"/>
-          <w:b w:val="0"/>
-          <w:sz w:val="20"/>
-        </w:rPr>
-        <w:t>■ 장르 : 하드 록, 헤비메탈, 네오클래시컬 메탈</w:t>
-        <w:br/>
-      </w:r>
-      <w:r>
-        <w:rPr w:rFonts="맑은 고딕">
-          <w:rFonts w:ascii="맑은 고딕" w:hAnsi="맑은 고딕" w:eastAsia="맑은 고딕"/>
-          <w:b w:val="0"/>
-          <w:sz w:val="20"/>
-        </w:rPr>
-        <w:t>■ 주요 수록곡 : Man on the Silver Mountain, Catch the Rainbow, The Temple of the King, Sixteenth Century Greensleeves, Black Sheep of the Family</w:t>
-        <w:br/>
+        <w:t>위치 :  455</w:t>
       </w:r>
     </w:p>
     <w:p>
       <w:pPr>
-        <w:spacing w:after="160"/>
+        <w:spacing w:line="324" w:lineRule="auto" w:before="80" w:after="160"/>
       </w:pPr>
       <w:r>
         <w:rPr w:rFonts="맑은 고딕">
           <w:rFonts w:ascii="맑은 고딕" w:hAnsi="맑은 고딕" w:eastAsia="맑은 고딕"/>
           <w:b/>
           <w:color w:val="1F2937"/>
-          <w:sz w:val="24"/>
+          <w:sz w:val="22"/>
         </w:rPr>
-        <w:t>■ 음반 해설 및 감상 가이드</w:t>
+        <w:t xml:space="preserve">[음반 소개] </w:t>
+      </w:r>
+      <w:r>
+        <w:rPr w:rFonts="맑은 고딕">
+          <w:rFonts w:ascii="맑은 고딕" w:hAnsi="맑은 고딕" w:eastAsia="맑은 고딕"/>
+          <w:b w:val="0"/>
+          <w:sz w:val="21"/>
+        </w:rPr>
       </w:r>
     </w:p>
     <w:p>
       <w:pPr>
-        <w:spacing w:line="312" w:lineRule="auto" w:after="120"/>
+        <w:spacing w:line="324" w:lineRule="auto" w:after="120"/>
       </w:pPr>
       <w:r>
         <w:rPr w:rFonts="맑은 고딕">
@@ -108,51 +61,608 @@
           <w:b w:val="0"/>
           <w:sz w:val="21"/>
         </w:rPr>
-        <w:t>전설적인 록 그룹 딥 퍼플(Deep Purple)의 핵심 기타리스트였던 리치 블랙모어(Ritchie Blackmore)가 자신만의 독창적인 음악적 비전을 실현하기 위해 결성한 밴드 레인보우의 역사적인 데뷔 음반입니다. 1975년에 발매된 이 작품은 딥 퍼플 시절 음악적 견해차로 갈증을 느끼던 블랙모어가 당시 신예 보컬리스트였던 로니 제임스 디오(Ronnie James Dio)의 거대하고 압도적인 음색에 매료되어, 디오가 속해 있던 밴드 '엘프(Elf)'의 멤버들과 함께 의기투합하여 완성했습니다. 거장의 고집스러운 음악적 완벽주의와 록 역사상 가장 위대한 목소리의 만남은 하드 록의 새로운 지평을 열었습니다.</w:t>
+        <w:t>딥 퍼플의 울타리를 벗어난 기타의 거장 리치 블랙모어가 불세출의 보컬리스트 로니 제임스 디오와 조우하여 빚어낸 본 작은 하드록의 대지 위에 장엄한 클래시컬 미학의 씨앗을 뿌린 역사적인 명반입니다. 바로크 음악의 우아한 구조미와 중세 유럽의 신비로운 판타지 서사가 일렉트릭 기타의 처연한 비브라토를 만나 찬란한 예술적 승화를 이룹니다. 시대를 초월한 낭만과 비장미가 농밀하게 응축된 이 작품은 1970년대 록 음악이 도달할 수 있었던 가장 품격 높고 서정적인 정점을 고스란히 증명하고 있습니다.</w:t>
       </w:r>
     </w:p>
     <w:p>
       <w:pPr>
-        <w:spacing w:line="312" w:lineRule="auto" w:after="120"/>
+        <w:spacing w:line="324" w:lineRule="auto" w:before="200" w:after="80"/>
       </w:pPr>
+      <w:r>
+        <w:rPr w:rFonts="맑은 고딕">
+          <w:rFonts w:ascii="맑은 고딕" w:hAnsi="맑은 고딕" w:eastAsia="맑은 고딕"/>
+          <w:b/>
+          <w:color w:val="1E3A8A"/>
+          <w:sz w:val="24"/>
+        </w:rPr>
+        <w:t>1. 음반 데이터</w:t>
+      </w:r>
+    </w:p>
+    <w:p>
+      <w:pPr>
+        <w:spacing w:line="324" w:lineRule="auto" w:after="80"/>
+      </w:pPr>
+      <w:r>
+        <w:rPr w:rFonts="맑은 고딕">
+          <w:rFonts w:ascii="맑은 고딕" w:hAnsi="맑은 고딕" w:eastAsia="맑은 고딕"/>
+          <w:b w:val="0"/>
+          <w:color w:val="6B7280"/>
+          <w:sz w:val="21"/>
+        </w:rPr>
+        <w:t xml:space="preserve">· </w:t>
+      </w:r>
+      <w:r>
+        <w:rPr w:rFonts="맑은 고딕">
+          <w:rFonts w:ascii="맑은 고딕" w:hAnsi="맑은 고딕" w:eastAsia="맑은 고딕"/>
+          <w:b/>
+          <w:color w:val="1F2937"/>
+          <w:sz w:val="21"/>
+        </w:rPr>
+        <w:t xml:space="preserve">앨범명: </w:t>
+      </w:r>
       <w:r>
         <w:rPr w:rFonts="맑은 고딕">
           <w:rFonts w:ascii="맑은 고딕" w:hAnsi="맑은 고딕" w:eastAsia="맑은 고딕"/>
           <w:b w:val="0"/>
           <w:sz w:val="21"/>
         </w:rPr>
-        <w:t>본 음반은 리치 블랙모어 특유의 클래식 음악적 화성과 정통 하드 록의 묵직한 리프가 미학적으로 완벽한 조화를 이루고 있습니다. 바흐와 신전 음악을 연상시키는 고풍스러운 멜로디 라인과 중세 서사시를 다룬 판타지적 가사 세계관은 훗날 '네오클래시컬 메탈(Neo-classical Metal)'과 '파워 메탈'이라는 하위 장르가 탄생하는 데 결정적인 토대를 마련했습니다. 여기에 로니 제임스 디오의 탁월한 가창력과 극적인 감정 표현이 더해져, 음반 전체에 거대하고 웅장한 아우라를 부여합니다.</w:t>
+        <w:t>Ritchie Blackmore's Rainbow</w:t>
       </w:r>
     </w:p>
     <w:p>
       <w:pPr>
-        <w:spacing w:line="312" w:lineRule="auto" w:after="120"/>
+        <w:spacing w:line="324" w:lineRule="auto" w:after="80"/>
       </w:pPr>
+      <w:r>
+        <w:rPr w:rFonts="맑은 고딕">
+          <w:rFonts w:ascii="맑은 고딕" w:hAnsi="맑은 고딕" w:eastAsia="맑은 고딕"/>
+          <w:b w:val="0"/>
+          <w:color w:val="6B7280"/>
+          <w:sz w:val="21"/>
+        </w:rPr>
+        <w:t xml:space="preserve">· </w:t>
+      </w:r>
+      <w:r>
+        <w:rPr w:rFonts="맑은 고딕">
+          <w:rFonts w:ascii="맑은 고딕" w:hAnsi="맑은 고딕" w:eastAsia="맑은 고딕"/>
+          <w:b/>
+          <w:color w:val="1F2937"/>
+          <w:sz w:val="21"/>
+        </w:rPr>
+        <w:t xml:space="preserve">아티스트: </w:t>
+      </w:r>
       <w:r>
         <w:rPr w:rFonts="맑은 고딕">
           <w:rFonts w:ascii="맑은 고딕" w:hAnsi="맑은 고딕" w:eastAsia="맑은 고딕"/>
           <w:b w:val="0"/>
           <w:sz w:val="21"/>
         </w:rPr>
-        <w:t>수록곡 가운데 'Man on the Silver Mountain'은 딥 퍼플의 'Smoke on the Water'에 비견될 만큼 시대를 초월하는 강렬하고 명징한 기타 리프로 록 음악 역사에 깊은 족적을 남겼습니다. 반면, 섬세한 기타 톤과 애절한 멜로디가 일품인 록 발라드 'Catch the Rainbow'와 아쿠스틱 사운드의 단아함이 돋보이는 'The Temple of the King'은 리치 블랙모어가 지닌 깊은 서정성을 극명하게 보여줍니다. 묵직한 리듬 위로 고전적인 중세 분위기를 풍기는 'Sixteenth Century Greensleeves' 역시 앨범의 완성도를 높여주는 뛰어난 트랙입니다.</w:t>
+        <w:t>Rainbow (무지개)</w:t>
       </w:r>
     </w:p>
     <w:p>
       <w:pPr>
-        <w:spacing w:line="312" w:lineRule="auto" w:after="120"/>
+        <w:spacing w:line="324" w:lineRule="auto" w:after="80"/>
       </w:pPr>
+      <w:r>
+        <w:rPr w:rFonts="맑은 고딕">
+          <w:rFonts w:ascii="맑은 고딕" w:hAnsi="맑은 고딕" w:eastAsia="맑은 고딕"/>
+          <w:b w:val="0"/>
+          <w:color w:val="6B7280"/>
+          <w:sz w:val="21"/>
+        </w:rPr>
+        <w:t xml:space="preserve">· </w:t>
+      </w:r>
+      <w:r>
+        <w:rPr w:rFonts="맑은 고딕">
+          <w:rFonts w:ascii="맑은 고딕" w:hAnsi="맑은 고딕" w:eastAsia="맑은 고딕"/>
+          <w:b/>
+          <w:color w:val="1F2937"/>
+          <w:sz w:val="21"/>
+        </w:rPr>
+        <w:t xml:space="preserve">발매 정보: </w:t>
+      </w:r>
       <w:r>
         <w:rPr w:rFonts="맑은 고딕">
           <w:rFonts w:ascii="맑은 고딕" w:hAnsi="맑은 고딕" w:eastAsia="맑은 고딕"/>
           <w:b w:val="0"/>
           <w:sz w:val="21"/>
         </w:rPr>
-        <w:t>[Ritchie Blackmore's Rainbow]는 단순히 하드 록 밴드의 데뷔작을 넘어, 1970년대 록 음악이 도달할 수 있었던 클래식적 미학의 정점을 보여주는 명반입니다. 거칠고 폭발적인 하드 록의 에너지를 우아하고 웅장한 예술적 경지로 끌어올린 이 음반은, 리치 블랙모어라는 거장의 홀로서기를 완벽히 입증함과 동시에 로니 제임스 디오라는 보컬 전설의 탄생을 세상에 알린 불멸의 유산입니다.</w:t>
+        <w:t>1975년 8월, 오이스터/폴리도르(Oyster/Polydor) 레코드를 통해 발매된 레인보우의 데뷔 스튜디오 앨범으로, 록 음악사에 새로운 지평을 연 기념비적 작품입니다.</w:t>
+      </w:r>
+    </w:p>
+    <w:p>
+      <w:pPr>
+        <w:spacing w:line="324" w:lineRule="auto" w:after="80"/>
+      </w:pPr>
+      <w:r>
+        <w:rPr w:rFonts="맑은 고딕">
+          <w:rFonts w:ascii="맑은 고딕" w:hAnsi="맑은 고딕" w:eastAsia="맑은 고딕"/>
+          <w:b w:val="0"/>
+          <w:color w:val="6B7280"/>
+          <w:sz w:val="21"/>
+        </w:rPr>
+        <w:t xml:space="preserve">· </w:t>
+      </w:r>
+      <w:r>
+        <w:rPr w:rFonts="맑은 고딕">
+          <w:rFonts w:ascii="맑은 고딕" w:hAnsi="맑은 고딕" w:eastAsia="맑은 고딕"/>
+          <w:b/>
+          <w:color w:val="1F2937"/>
+          <w:sz w:val="21"/>
+        </w:rPr>
+        <w:t xml:space="preserve">LP 인기도(판매량): </w:t>
+      </w:r>
+      <w:r>
+        <w:rPr w:rFonts="맑은 고딕">
+          <w:rFonts w:ascii="맑은 고딕" w:hAnsi="맑은 고딕" w:eastAsia="맑은 고딕"/>
+          <w:b w:val="0"/>
+          <w:sz w:val="21"/>
+        </w:rPr>
+        <w:t>발매 직후 영국 앨범 차트 11위에 올랐으며, 미국 빌보드 200 차트 30위를 기록하는 등 대서양 양편에서 뜨거운 찬사를 받으며 상업적 성공을 거두었습니다.</w:t>
+      </w:r>
+    </w:p>
+    <w:p>
+      <w:pPr>
+        <w:spacing w:line="324" w:lineRule="auto" w:after="80"/>
+      </w:pPr>
+      <w:r>
+        <w:rPr w:rFonts="맑은 고딕">
+          <w:rFonts w:ascii="맑은 고딕" w:hAnsi="맑은 고딕" w:eastAsia="맑은 고딕"/>
+          <w:b w:val="0"/>
+          <w:color w:val="6B7280"/>
+          <w:sz w:val="21"/>
+        </w:rPr>
+        <w:t xml:space="preserve">· </w:t>
+      </w:r>
+      <w:r>
+        <w:rPr w:rFonts="맑은 고딕">
+          <w:rFonts w:ascii="맑은 고딕" w:hAnsi="맑은 고딕" w:eastAsia="맑은 고딕"/>
+          <w:b/>
+          <w:color w:val="1F2937"/>
+          <w:sz w:val="21"/>
+        </w:rPr>
+        <w:t xml:space="preserve">각종 수상경력: </w:t>
+      </w:r>
+      <w:r>
+        <w:rPr w:rFonts="맑은 고딕">
+          <w:rFonts w:ascii="맑은 고딕" w:hAnsi="맑은 고딕" w:eastAsia="맑은 고딕"/>
+          <w:b w:val="0"/>
+          <w:sz w:val="21"/>
+        </w:rPr>
+        <w:t>롤링 스톤, 클래식 록 등 유수 음악 매체에서 '1970년대 가장 위대한 록 앨범' 중 하나로 지속해서 선정되었으며, 네오 클래시컬 메탈의 형성에 결정적 기여를 한 걸작으로 공인받고 있습니다.</w:t>
+      </w:r>
+    </w:p>
+    <w:p>
+      <w:pPr>
+        <w:spacing w:line="324" w:lineRule="auto" w:before="200" w:after="80"/>
+      </w:pPr>
+      <w:r>
+        <w:rPr w:rFonts="맑은 고딕">
+          <w:rFonts w:ascii="맑은 고딕" w:hAnsi="맑은 고딕" w:eastAsia="맑은 고딕"/>
+          <w:b/>
+          <w:color w:val="1E3A8A"/>
+          <w:sz w:val="24"/>
+        </w:rPr>
+        <w:t>2. 아티스트 정보</w:t>
+      </w:r>
+    </w:p>
+    <w:p>
+      <w:pPr>
+        <w:spacing w:line="324" w:lineRule="auto" w:after="80"/>
+      </w:pPr>
+      <w:r>
+        <w:rPr w:rFonts="맑은 고딕">
+          <w:rFonts w:ascii="맑은 고딕" w:hAnsi="맑은 고딕" w:eastAsia="맑은 고딕"/>
+          <w:b w:val="0"/>
+          <w:color w:val="6B7280"/>
+          <w:sz w:val="21"/>
+        </w:rPr>
+        <w:t xml:space="preserve">· </w:t>
+      </w:r>
+      <w:r>
+        <w:rPr w:rFonts="맑은 고딕">
+          <w:rFonts w:ascii="맑은 고딕" w:hAnsi="맑은 고딕" w:eastAsia="맑은 고딕"/>
+          <w:b/>
+          <w:color w:val="1F2937"/>
+          <w:sz w:val="21"/>
+        </w:rPr>
+        <w:t xml:space="preserve">국적: </w:t>
+      </w:r>
+      <w:r>
+        <w:rPr w:rFonts="맑은 고딕">
+          <w:rFonts w:ascii="맑은 고딕" w:hAnsi="맑은 고딕" w:eastAsia="맑은 고딕"/>
+          <w:b w:val="0"/>
+          <w:sz w:val="21"/>
+        </w:rPr>
+        <w:t>영국 (United Kingdom) / 미국 (United States)</w:t>
+      </w:r>
+    </w:p>
+    <w:p>
+      <w:pPr>
+        <w:spacing w:line="324" w:lineRule="auto" w:after="80"/>
+      </w:pPr>
+      <w:r>
+        <w:rPr w:rFonts="맑은 고딕">
+          <w:rFonts w:ascii="맑은 고딕" w:hAnsi="맑은 고딕" w:eastAsia="맑은 고딕"/>
+          <w:b w:val="0"/>
+          <w:color w:val="6B7280"/>
+          <w:sz w:val="21"/>
+        </w:rPr>
+        <w:t xml:space="preserve">· </w:t>
+      </w:r>
+      <w:r>
+        <w:rPr w:rFonts="맑은 고딕">
+          <w:rFonts w:ascii="맑은 고딕" w:hAnsi="맑은 고딕" w:eastAsia="맑은 고딕"/>
+          <w:b/>
+          <w:color w:val="1F2937"/>
+          <w:sz w:val="21"/>
+        </w:rPr>
+        <w:t xml:space="preserve">생몰년도: </w:t>
+      </w:r>
+      <w:r>
+        <w:rPr w:rFonts="맑은 고딕">
+          <w:rFonts w:ascii="맑은 고딕" w:hAnsi="맑은 고딕" w:eastAsia="맑은 고딕"/>
+          <w:b w:val="0"/>
+          <w:sz w:val="21"/>
+        </w:rPr>
+        <w:t>1975년 결성 (리치 블랙모어: 1945년 출생 / 로니 제임스 디오: 1942년 출생, 2010년 작고)</w:t>
+      </w:r>
+    </w:p>
+    <w:p>
+      <w:pPr>
+        <w:spacing w:line="324" w:lineRule="auto" w:after="80"/>
+      </w:pPr>
+      <w:r>
+        <w:rPr w:rFonts="맑은 고딕">
+          <w:rFonts w:ascii="맑은 고딕" w:hAnsi="맑은 고딕" w:eastAsia="맑은 고딕"/>
+          <w:b w:val="0"/>
+          <w:color w:val="6B7280"/>
+          <w:sz w:val="21"/>
+        </w:rPr>
+        <w:t xml:space="preserve">· </w:t>
+      </w:r>
+      <w:r>
+        <w:rPr w:rFonts="맑은 고딕">
+          <w:rFonts w:ascii="맑은 고딕" w:hAnsi="맑은 고딕" w:eastAsia="맑은 고딕"/>
+          <w:b/>
+          <w:color w:val="1F2937"/>
+          <w:sz w:val="21"/>
+        </w:rPr>
+        <w:t xml:space="preserve">그룹 소속: </w:t>
+      </w:r>
+      <w:r>
+        <w:rPr w:rFonts="맑은 고딕">
+          <w:rFonts w:ascii="맑은 고딕" w:hAnsi="맑은 고딕" w:eastAsia="맑은 고딕"/>
+          <w:b w:val="0"/>
+          <w:sz w:val="21"/>
+        </w:rPr>
+        <w:t>그룹 형태 (하드 록 / 네오 클래시컬 메탈 밴드)</w:t>
+      </w:r>
+    </w:p>
+    <w:p>
+      <w:pPr>
+        <w:spacing w:line="324" w:lineRule="auto" w:after="80"/>
+      </w:pPr>
+      <w:r>
+        <w:rPr w:rFonts="맑은 고딕">
+          <w:rFonts w:ascii="맑은 고딕" w:hAnsi="맑은 고딕" w:eastAsia="맑은 고딕"/>
+          <w:b w:val="0"/>
+          <w:color w:val="6B7280"/>
+          <w:sz w:val="21"/>
+        </w:rPr>
+        <w:t xml:space="preserve">· </w:t>
+      </w:r>
+      <w:r>
+        <w:rPr w:rFonts="맑은 고딕">
+          <w:rFonts w:ascii="맑은 고딕" w:hAnsi="맑은 고딕" w:eastAsia="맑은 고딕"/>
+          <w:b/>
+          <w:color w:val="1F2937"/>
+          <w:sz w:val="21"/>
+        </w:rPr>
+        <w:t xml:space="preserve">아티스트 소개: </w:t>
+      </w:r>
+      <w:r>
+        <w:rPr w:rFonts="맑은 고딕">
+          <w:rFonts w:ascii="맑은 고딕" w:hAnsi="맑은 고딕" w:eastAsia="맑은 고딕"/>
+          <w:b w:val="0"/>
+          <w:sz w:val="21"/>
+        </w:rPr>
+        <w:t>딥 퍼플의 핵심 기타리스트 리치 블랙모어의 클래식에 기반한 정교한 테크닉과 '작은 거인' 로니 제임스 디오의 깊고 웅장한 가창력이 결합하여 탄생한 전설적인 밴드입니다. 바흐와 중세 음악의 선율미를 록의 역동성에 접목함으로써 후대 헤비메탈 및 에픽 판타지 록의 숭고한 원형을 완성한 독보적인 아티스트입니다.</w:t>
+      </w:r>
+    </w:p>
+    <w:p>
+      <w:pPr>
+        <w:spacing w:line="324" w:lineRule="auto" w:before="200" w:after="80"/>
+      </w:pPr>
+      <w:r>
+        <w:rPr w:rFonts="맑은 고딕">
+          <w:rFonts w:ascii="맑은 고딕" w:hAnsi="맑은 고딕" w:eastAsia="맑은 고딕"/>
+          <w:b/>
+          <w:color w:val="1E3A8A"/>
+          <w:sz w:val="24"/>
+        </w:rPr>
+        <w:t>3. 음반 상세 분석</w:t>
+      </w:r>
+    </w:p>
+    <w:p>
+      <w:pPr>
+        <w:spacing w:line="324" w:lineRule="auto" w:after="80"/>
+      </w:pPr>
+      <w:r>
+        <w:rPr w:rFonts="맑은 고딕">
+          <w:rFonts w:ascii="맑은 고딕" w:hAnsi="맑은 고딕" w:eastAsia="맑은 고딕"/>
+          <w:b w:val="0"/>
+          <w:color w:val="6B7280"/>
+          <w:sz w:val="21"/>
+        </w:rPr>
+        <w:t xml:space="preserve">· </w:t>
+      </w:r>
+      <w:r>
+        <w:rPr w:rFonts="맑은 고딕">
+          <w:rFonts w:ascii="맑은 고딕" w:hAnsi="맑은 고딕" w:eastAsia="맑은 고딕"/>
+          <w:b/>
+          <w:color w:val="1F2937"/>
+          <w:sz w:val="21"/>
+        </w:rPr>
+        <w:t xml:space="preserve">역사적 위치: </w:t>
+      </w:r>
+      <w:r>
+        <w:rPr w:rFonts="맑은 고딕">
+          <w:rFonts w:ascii="맑은 고딕" w:hAnsi="맑은 고딕" w:eastAsia="맑은 고딕"/>
+          <w:b w:val="0"/>
+          <w:sz w:val="21"/>
+        </w:rPr>
+        <w:t>블루스 중심이었던 1970년대 하드록의 어법을 클래식 낭만주의와 결합하여 네오 클래시컬 록의 문을 활짝 연 역사적 분수령입니다. 당대의 단순한 록 사운드를 넘어 서양 고전음악의 대위법적 선율과 드라마틱한 기승전결을 이식함으로써 록 음악의 미학적 완성도를 한 단계 격상시켰습니다.</w:t>
+      </w:r>
+    </w:p>
+    <w:p>
+      <w:pPr>
+        <w:spacing w:line="324" w:lineRule="auto" w:after="80"/>
+      </w:pPr>
+      <w:r>
+        <w:rPr w:rFonts="맑은 고딕">
+          <w:rFonts w:ascii="맑은 고딕" w:hAnsi="맑은 고딕" w:eastAsia="맑은 고딕"/>
+          <w:b w:val="0"/>
+          <w:color w:val="6B7280"/>
+          <w:sz w:val="21"/>
+        </w:rPr>
+        <w:t xml:space="preserve">· </w:t>
+      </w:r>
+      <w:r>
+        <w:rPr w:rFonts="맑은 고딕">
+          <w:rFonts w:ascii="맑은 고딕" w:hAnsi="맑은 고딕" w:eastAsia="맑은 고딕"/>
+          <w:b/>
+          <w:color w:val="1F2937"/>
+          <w:sz w:val="21"/>
+        </w:rPr>
+        <w:t xml:space="preserve">시대의 흔적(스토리텔링): </w:t>
+      </w:r>
+      <w:r>
+        <w:rPr w:rFonts="맑은 고딕">
+          <w:rFonts w:ascii="맑은 고딕" w:hAnsi="맑은 고딕" w:eastAsia="맑은 고딕"/>
+          <w:b w:val="0"/>
+          <w:sz w:val="21"/>
+        </w:rPr>
+        <w:t>1970년대 중반, 환멸과 방황 속에 새로운 예술적 탈출구를 찾던 당대 청춘들에게 이 음반은 중세의 고성(古城)과 기사도 문학을 연상시키는 낭만적 도피처를 선사했습니다. 흑백의 현실을 벗어나 무지개 너머 미지의 세계를 갈망하던 젊은이들의 감성을 처연하고도 웅장한 사운드로 위무해 준 시대의 문화적 표상이었습니다.</w:t>
+      </w:r>
+    </w:p>
+    <w:p>
+      <w:pPr>
+        <w:spacing w:line="324" w:lineRule="auto" w:before="200" w:after="80"/>
+      </w:pPr>
+      <w:r>
+        <w:rPr w:rFonts="맑은 고딕">
+          <w:rFonts w:ascii="맑은 고딕" w:hAnsi="맑은 고딕" w:eastAsia="맑은 고딕"/>
+          <w:b/>
+          <w:color w:val="1E3A8A"/>
+          <w:sz w:val="24"/>
+        </w:rPr>
+        <w:t>4. 주요 수록곡 및 감상 제언</w:t>
+      </w:r>
+    </w:p>
+    <w:p>
+      <w:pPr>
+        <w:spacing w:line="324" w:lineRule="auto" w:after="80"/>
+      </w:pPr>
+      <w:r>
+        <w:rPr w:rFonts="맑은 고딕">
+          <w:rFonts w:ascii="맑은 고딕" w:hAnsi="맑은 고딕" w:eastAsia="맑은 고딕"/>
+          <w:b w:val="0"/>
+          <w:color w:val="6B7280"/>
+          <w:sz w:val="21"/>
+        </w:rPr>
+        <w:t xml:space="preserve">· </w:t>
+      </w:r>
+      <w:r>
+        <w:rPr w:rFonts="맑은 고딕">
+          <w:rFonts w:ascii="맑은 고딕" w:hAnsi="맑은 고딕" w:eastAsia="맑은 고딕"/>
+          <w:b/>
+          <w:color w:val="1F2937"/>
+          <w:sz w:val="21"/>
+        </w:rPr>
+        <w:t xml:space="preserve">주요 수록곡 특징: </w:t>
+      </w:r>
+      <w:r>
+        <w:rPr w:rFonts="맑은 고딕">
+          <w:rFonts w:ascii="맑은 고딕" w:hAnsi="맑은 고딕" w:eastAsia="맑은 고딕"/>
+          <w:b w:val="0"/>
+          <w:sz w:val="21"/>
+        </w:rPr>
+      </w:r>
+    </w:p>
+    <w:p>
+      <w:pPr>
+        <w:spacing w:line="324" w:lineRule="auto" w:after="80"/>
+      </w:pPr>
+      <w:r>
+        <w:rPr w:rFonts="맑은 고딕">
+          <w:rFonts w:ascii="맑은 고딕" w:hAnsi="맑은 고딕" w:eastAsia="맑은 고딕"/>
+          <w:b w:val="0"/>
+          <w:color w:val="6B7280"/>
+          <w:sz w:val="21"/>
+        </w:rPr>
+        <w:t xml:space="preserve">· </w:t>
+      </w:r>
+      <w:r>
+        <w:rPr w:rFonts="맑은 고딕">
+          <w:rFonts w:ascii="맑은 고딕" w:hAnsi="맑은 고딕" w:eastAsia="맑은 고딕"/>
+          <w:b/>
+          <w:color w:val="1F2937"/>
+          <w:sz w:val="21"/>
+        </w:rPr>
+        <w:t xml:space="preserve">'Man on the Silver Mountain': </w:t>
+      </w:r>
+      <w:r>
+        <w:rPr w:rFonts="맑은 고딕">
+          <w:rFonts w:ascii="맑은 고딕" w:hAnsi="맑은 고딕" w:eastAsia="맑은 고딕"/>
+          <w:b w:val="0"/>
+          <w:sz w:val="21"/>
+        </w:rPr>
+        <w:t>묵직하고 절도 있는 리프와 디오의 카리스마 넘치는 보이스가 황금빛 조화를 이루는 영원한 하드록의 송가입니다.</w:t>
+      </w:r>
+    </w:p>
+    <w:p>
+      <w:pPr>
+        <w:spacing w:line="324" w:lineRule="auto" w:after="80"/>
+      </w:pPr>
+      <w:r>
+        <w:rPr w:rFonts="맑은 고딕">
+          <w:rFonts w:ascii="맑은 고딕" w:hAnsi="맑은 고딕" w:eastAsia="맑은 고딕"/>
+          <w:b w:val="0"/>
+          <w:color w:val="6B7280"/>
+          <w:sz w:val="21"/>
+        </w:rPr>
+        <w:t xml:space="preserve">· </w:t>
+      </w:r>
+      <w:r>
+        <w:rPr w:rFonts="맑은 고딕">
+          <w:rFonts w:ascii="맑은 고딕" w:hAnsi="맑은 고딕" w:eastAsia="맑은 고딕"/>
+          <w:b/>
+          <w:color w:val="1F2937"/>
+          <w:sz w:val="21"/>
+        </w:rPr>
+        <w:t xml:space="preserve">'Catch the Rainbow': </w:t>
+      </w:r>
+      <w:r>
+        <w:rPr w:rFonts="맑은 고딕">
+          <w:rFonts w:ascii="맑은 고딕" w:hAnsi="맑은 고딕" w:eastAsia="맑은 고딕"/>
+          <w:b w:val="0"/>
+          <w:sz w:val="21"/>
+        </w:rPr>
+        <w:t>한 편의 서정시를 연상시키는 지고지순한 발라드로, 후반부를 수놓는 블랙모어의 유려하고 슬픈 기타 아르페지오가 깊은 여운을 남깁니다.</w:t>
+      </w:r>
+    </w:p>
+    <w:p>
+      <w:pPr>
+        <w:spacing w:line="324" w:lineRule="auto" w:after="80"/>
+      </w:pPr>
+      <w:r>
+        <w:rPr w:rFonts="맑은 고딕">
+          <w:rFonts w:ascii="맑은 고딕" w:hAnsi="맑은 고딕" w:eastAsia="맑은 고딕"/>
+          <w:b w:val="0"/>
+          <w:color w:val="6B7280"/>
+          <w:sz w:val="21"/>
+        </w:rPr>
+        <w:t xml:space="preserve">· </w:t>
+      </w:r>
+      <w:r>
+        <w:rPr w:rFonts="맑은 고딕">
+          <w:rFonts w:ascii="맑은 고딕" w:hAnsi="맑은 고딕" w:eastAsia="맑은 고딕"/>
+          <w:b/>
+          <w:color w:val="1F2937"/>
+          <w:sz w:val="21"/>
+        </w:rPr>
+        <w:t xml:space="preserve">'The Temple of the King': </w:t>
+      </w:r>
+      <w:r>
+        <w:rPr w:rFonts="맑은 고딕">
+          <w:rFonts w:ascii="맑은 고딕" w:hAnsi="맑은 고딕" w:eastAsia="맑은 고딕"/>
+          <w:b w:val="0"/>
+          <w:sz w:val="21"/>
+        </w:rPr>
+        <w:t>중세 음유시인의 노래처럼 고풍스럽고 우아한 어쿠스틱 감성이 빛나는 트랙으로, 서정적 선율미의 극치를 들려줍니다.</w:t>
+      </w:r>
+    </w:p>
+    <w:p>
+      <w:pPr>
+        <w:spacing w:line="324" w:lineRule="auto" w:after="80"/>
+      </w:pPr>
+      <w:r>
+        <w:rPr w:rFonts="맑은 고딕">
+          <w:rFonts w:ascii="맑은 고딕" w:hAnsi="맑은 고딕" w:eastAsia="맑은 고딕"/>
+          <w:b w:val="0"/>
+          <w:color w:val="6B7280"/>
+          <w:sz w:val="21"/>
+        </w:rPr>
+        <w:t xml:space="preserve">· </w:t>
+      </w:r>
+      <w:r>
+        <w:rPr w:rFonts="맑은 고딕">
+          <w:rFonts w:ascii="맑은 고딕" w:hAnsi="맑은 고딕" w:eastAsia="맑은 고딕"/>
+          <w:b/>
+          <w:color w:val="1F2937"/>
+          <w:sz w:val="21"/>
+        </w:rPr>
+        <w:t xml:space="preserve">빈티지 감상 제언: </w:t>
+      </w:r>
+      <w:r>
+        <w:rPr w:rFonts="맑은 고딕">
+          <w:rFonts w:ascii="맑은 고딕" w:hAnsi="맑은 고딕" w:eastAsia="맑은 고딕"/>
+          <w:b w:val="0"/>
+          <w:sz w:val="21"/>
+        </w:rPr>
+        <w:t>LP 그루브를 긁는 바늘의 미세한 마찰음과 진공관 앰프의 온기가 더해질 때 본 앨범의 가치는 배가됩니다. 펜더 스트라토캐스터의 예리하면서도 온화한 톤과 디오의 가슴 밑바닥에서 울려 나오는 따스한 배음은 오직 아날로그 사운드를 통해서만 그 온전한 영혼의 떨림을 마주할 수 있습니다.</w:t>
+      </w:r>
+    </w:p>
+    <w:p>
+      <w:pPr>
+        <w:spacing w:line="324" w:lineRule="auto" w:after="80"/>
+      </w:pPr>
+      <w:r>
+        <w:rPr w:rFonts="맑은 고딕">
+          <w:rFonts w:ascii="맑은 고딕" w:hAnsi="맑은 고딕" w:eastAsia="맑은 고딕"/>
+          <w:b w:val="0"/>
+          <w:color w:val="6B7280"/>
+          <w:sz w:val="21"/>
+        </w:rPr>
+        <w:t xml:space="preserve">· </w:t>
+      </w:r>
+      <w:r>
+        <w:rPr w:rFonts="맑은 고딕">
+          <w:rFonts w:ascii="맑은 고딕" w:hAnsi="맑은 고딕" w:eastAsia="맑은 고딕"/>
+          <w:b/>
+          <w:color w:val="1F2937"/>
+          <w:sz w:val="21"/>
+        </w:rPr>
+        <w:t xml:space="preserve">소장 가치: </w:t>
+      </w:r>
+      <w:r>
+        <w:rPr w:rFonts="맑은 고딕">
+          <w:rFonts w:ascii="맑은 고딕" w:hAnsi="맑은 고딕" w:eastAsia="맑은 고딕"/>
+          <w:b w:val="0"/>
+          <w:sz w:val="21"/>
+        </w:rPr>
+        <w:t>클래식과 록의 가장 완벽하고 순수한 화학적 결합을 담아낸 유산이자, 두 거장이 처음으로 예술적 영혼을 맞댄 역사적 순간을 증언하는 음반으로서 클래식 및 팝/록 애호가 모두의 서가에 반드시 보존되어야 할 불후의 명작입니다.</w:t>
+      </w:r>
+    </w:p>
+    <w:p>
+      <w:pPr>
+        <w:spacing w:line="324" w:lineRule="auto" w:after="120" w:before="160"/>
+      </w:pPr>
+      <w:r>
+        <w:rPr w:rFonts="맑은 고딕">
+          <w:rFonts w:ascii="맑은 고딕" w:hAnsi="맑은 고딕" w:eastAsia="맑은 고딕"/>
+          <w:b/>
+          <w:color w:val="4338CA"/>
+          <w:sz w:val="21"/>
+        </w:rPr>
+        <w:t>이 음반을 통해 아날로그 LP의 아늑한 숨결 속에서 리치 블랙모어와 로니 제임스 디오가 빚어낸 낭만주의 서사시가 전해주는 감동을 다시 한번 경험해 보시는 것은 어떨까요?</w:t>
       </w:r>
     </w:p>
     <w:sectPr>
       <w:pgSz w:w="12240" w:h="15840"/>
-      <w:pgMar w:top="1440" w:right="1440" w:bottom="1440" w:left="1440" w:header="720" w:footer="720" w:gutter="0"/>
+      <w:pgMar w:top="1152" w:right="1296" w:bottom="1152" w:left="1296" w:header="720" w:footer="720" w:gutter="0"/>
       <w:cols w:space="720"/>
       <w:docGrid w:linePitch="360"/>
     </w:sectPr>

--- a/word_reports/LP_0288_위치_455_Rainbow_Ritchie Blackmore.docx
+++ b/word_reports/LP_0288_위치_455_Rainbow_Ritchie Blackmore.docx
@@ -32,7 +32,7 @@
     </w:p>
     <w:p>
       <w:pPr>
-        <w:spacing w:line="324" w:lineRule="auto" w:before="80" w:after="160"/>
+        <w:spacing w:line="324" w:lineRule="auto" w:before="80" w:after="120"/>
       </w:pPr>
       <w:r>
         <w:rPr w:rFonts="맑은 고딕">
@@ -42,13 +42,6 @@
           <w:sz w:val="22"/>
         </w:rPr>
         <w:t xml:space="preserve">[음반 소개] </w:t>
-      </w:r>
-      <w:r>
-        <w:rPr w:rFonts="맑은 고딕">
-          <w:rFonts w:ascii="맑은 고딕" w:hAnsi="맑은 고딕" w:eastAsia="맑은 고딕"/>
-          <w:b w:val="0"/>
-          <w:sz w:val="21"/>
-        </w:rPr>
       </w:r>
     </w:p>
     <w:p>
@@ -61,7 +54,46 @@
           <w:b w:val="0"/>
           <w:sz w:val="21"/>
         </w:rPr>
-        <w:t>딥 퍼플의 울타리를 벗어난 기타의 거장 리치 블랙모어가 불세출의 보컬리스트 로니 제임스 디오와 조우하여 빚어낸 본 작은 하드록의 대지 위에 장엄한 클래시컬 미학의 씨앗을 뿌린 역사적인 명반입니다. 바로크 음악의 우아한 구조미와 중세 유럽의 신비로운 판타지 서사가 일렉트릭 기타의 처연한 비브라토를 만나 찬란한 예술적 승화를 이룹니다. 시대를 초월한 낭만과 비장미가 농밀하게 응축된 이 작품은 1970년대 록 음악이 도달할 수 있었던 가장 품격 높고 서정적인 정점을 고스란히 증명하고 있습니다.</w:t>
+        <w:t>1975년, 록 음악의 거대한 산맥이었던 딥 퍼플(Deep Purple)의 품을 홀연히 벗어난 리치 블랙모어(Ritchie Blackmore)는 자신의 내면에 깃든 고전적 낭만과 중세의 환상을 오롯이 담아낼 새로운 성채를 축조하기 시작했습니다. 블루스와 훵크로 경도되던 당시 딥 퍼플의 흐름에 반발한 그는, 바흐의 엄격한 조형미와 음유시인의 비장미를 록 음악의 문법으로 재해석하고자 했습니다. 그 운명적인 여정의 서막에서 그는 미국 출신의 무명 밴드 '엘프(Elf)'의 보컬리스트 로니 제임스 디오(Ronnie James Dio)를 만나게 되었고, 이 둘의 조우는 하드 록과 클래식의 가장 찬란한 화학 반응을 예고하는 불멸의 사건이 되었습니다.</w:t>
+      </w:r>
+    </w:p>
+    <w:p>
+      <w:pPr>
+        <w:spacing w:line="324" w:lineRule="auto" w:after="120"/>
+      </w:pPr>
+      <w:r>
+        <w:rPr w:rFonts="맑은 고딕">
+          <w:rFonts w:ascii="맑은 고딕" w:hAnsi="맑은 고딕" w:eastAsia="맑은 고딕"/>
+          <w:b w:val="0"/>
+          <w:sz w:val="21"/>
+        </w:rPr>
+        <w:t>본 앨범 『Ritchie Blackmore's Rainbow』는 록 음악사에 있어 '네오 클래시컬 록'과 '에픽 판타지 록'이라는 숭고한 영토를 개척한 기념비적 이정표입니다. 리치 블랙모어의 펜더 스트라토캐스터가 토해내는 날카로우면서도 정갈한 아르페지오는 바로크 음악의 대위법적 질서를 완벽히 체화하고 있으며, 이에 화답하는 디오의 보컬은 마치 고대 영웅 서사시를 읊조리는 사제처럼 장엄하고 서정적인 생명력을 불어넣습니다. 이들의 만남은 당대 유행하던 직설적이고 거친 로큰롤의 문법을 뛰어넘어, 음악을 하나의 고결한 문학이자 신화의 경지로 끌어올렸습니다.</w:t>
+      </w:r>
+    </w:p>
+    <w:p>
+      <w:pPr>
+        <w:spacing w:line="324" w:lineRule="auto" w:after="120"/>
+      </w:pPr>
+      <w:r>
+        <w:rPr w:rFonts="맑은 고딕">
+          <w:rFonts w:ascii="맑은 고딕" w:hAnsi="맑은 고딕" w:eastAsia="맑은 고딕"/>
+          <w:b w:val="0"/>
+          <w:sz w:val="21"/>
+        </w:rPr>
+        <w:t>앨범 전반을 감싸고 있는 것은 가슴을 저미는 노스탤지어와 비장한 낭만주의입니다. 묵직하고 단단한 리프의 향연 속에서도 결코 사라지지 않는 유려한 멜로디 라인은 클래식 애호가들에게도 깊은 음악적 지적 쾌감을 선사합니다. 시대의 불길을 뚫고 솟아오른 은빛 산의 군주를 노래하는 순간부터, 무지개를 붙잡으려는 덧없는 인간의 열망을 처연하게 담아낸 서정시까지, 음반의 수록곡들은 반세기가 흐른 지금까지도 바래지 않는 영원의 빛을 발하고 있습니다.</w:t>
+      </w:r>
+    </w:p>
+    <w:p>
+      <w:pPr>
+        <w:spacing w:line="324" w:lineRule="auto" w:after="120"/>
+      </w:pPr>
+      <w:r>
+        <w:rPr w:rFonts="맑은 고딕">
+          <w:rFonts w:ascii="맑은 고딕" w:hAnsi="맑은 고딕" w:eastAsia="맑은 고딕"/>
+          <w:b w:val="0"/>
+          <w:sz w:val="21"/>
+        </w:rPr>
+        <w:t>검은 바이닐의 소리골을 타고 흐르는 이 음반의 선율은 단순한 과거의 유산이 아니라, 고전적 미학에 헌신했던 거장들의 순수한 영혼이 빚어낸 찬란한 보석입니다. 아날로그 특유의 온기 어린 질감 속에서 피어나는 리치 블랙모어의 섬세한 비브라토와 디오의 웅장한 성량은, 세월의 풍화를 견뎌낸 고성(古城)의 벽화처럼 오늘날 우리에게도 변치 않는 깊은 서정적 전율을 안겨줍니다.</w:t>
       </w:r>
     </w:p>
     <w:p>
@@ -168,7 +200,7 @@
           <w:b w:val="0"/>
           <w:sz w:val="21"/>
         </w:rPr>
-        <w:t>1975년 8월, 오이스터/폴리도르(Oyster/Polydor) 레코드를 통해 발매된 레인보우의 데뷔 스튜디오 앨범으로, 록 음악사에 새로운 지평을 연 기념비적 작품입니다.</w:t>
+        <w:t>1975년 8월, 오이스터/폴리도르(Oyster/Polydor) 레이블을 통해 전 세계에 공개되었습니다. 딥 퍼플 탈퇴 직전 리치 블랙모어가 독일 뮌헨의 유서 깊은 뮤직랜드 스튜디오(Musicland Studios)에서 엘프의 멤버들과 비밀리에 녹음하여 완성한 역사적인 솔로 독립 프로젝트 앨범입니다.</w:t>
       </w:r>
     </w:p>
     <w:p>
@@ -199,7 +231,7 @@
           <w:b w:val="0"/>
           <w:sz w:val="21"/>
         </w:rPr>
-        <w:t>발매 직후 영국 앨범 차트 11위에 올랐으며, 미국 빌보드 200 차트 30위를 기록하는 등 대서양 양편에서 뜨거운 찬사를 받으며 상업적 성공을 거두었습니다.</w:t>
+        <w:t>발매 직후 영국 앨범 차트 11위, 미국 빌보드 200 차트 30위에 안착하며 신생 밴드로서는 경이적인 성공을 거두었습니다. 영국에서는 발매 첫해 실버(Silver) 인증을 획득하며 전 세계 록 팬들의 열광적인 지지를 받았습니다.</w:t>
       </w:r>
     </w:p>
     <w:p>
@@ -230,7 +262,7 @@
           <w:b w:val="0"/>
           <w:sz w:val="21"/>
         </w:rPr>
-        <w:t>롤링 스톤, 클래식 록 등 유수 음악 매체에서 '1970년대 가장 위대한 록 앨범' 중 하나로 지속해서 선정되었으며, 네오 클래시컬 메탈의 형성에 결정적 기여를 한 걸작으로 공인받고 있습니다.</w:t>
+        <w:t>전통적인 하드 록 전문지 『Kerrang!』, 『Sounds』, 『Melody Maker』 등으로부터 "클래시컬 록의 정점을 찍은 수작"이라는 극찬을 받았으며, 훗날 메탈 해머(Metal Hammer)를 비롯한 유수 매체들이 선정한 '70년대 최고의 하드 록 앨범' 명단에 지속적으로 이름을 올리고 있습니다.</w:t>
       </w:r>
     </w:p>
     <w:p>
@@ -275,7 +307,7 @@
           <w:b w:val="0"/>
           <w:sz w:val="21"/>
         </w:rPr>
-        <w:t>영국 (United Kingdom) / 미국 (United States)</w:t>
+        <w:t>영국 / 미국 (다국적 그룹)</w:t>
       </w:r>
     </w:p>
     <w:p>
@@ -306,7 +338,7 @@
           <w:b w:val="0"/>
           <w:sz w:val="21"/>
         </w:rPr>
-        <w:t>1975년 결성 (리치 블랙모어: 1945년 출생 / 로니 제임스 디오: 1942년 출생, 2010년 작고)</w:t>
+        <w:t>1975년 결성</w:t>
       </w:r>
     </w:p>
     <w:p>
@@ -337,7 +369,7 @@
           <w:b w:val="0"/>
           <w:sz w:val="21"/>
         </w:rPr>
-        <w:t>그룹 형태 (하드 록 / 네오 클래시컬 메탈 밴드)</w:t>
+        <w:t>그룹</w:t>
       </w:r>
     </w:p>
     <w:p>
@@ -368,7 +400,7 @@
           <w:b w:val="0"/>
           <w:sz w:val="21"/>
         </w:rPr>
-        <w:t>딥 퍼플의 핵심 기타리스트 리치 블랙모어의 클래식에 기반한 정교한 테크닉과 '작은 거인' 로니 제임스 디오의 깊고 웅장한 가창력이 결합하여 탄생한 전설적인 밴드입니다. 바흐와 중세 음악의 선율미를 록의 역동성에 접목함으로써 후대 헤비메탈 및 에픽 판타지 록의 숭고한 원형을 완성한 독보적인 아티스트입니다.</w:t>
+        <w:t>전설적인 하드 록 밴드 딥 퍼플의 창립 멤버이자 기둥이었던 기타리스트 리치 블랙모어와 헤비메탈 역사상 가장 위대한 보컬리스트로 추앙받는 로니 제임스 디오가 주축이 되어 결성한 밴드입니다. 클래식 음악의 고전적 화성과 웅장한 서사시적 세계관을 록 음악에 완벽하게 융합하여 네오 클래시컬 메탈과 심포닉 록의 토대를 마련한 전설적인 거장들입니다.</w:t>
       </w:r>
     </w:p>
     <w:p>
@@ -413,7 +445,7 @@
           <w:b w:val="0"/>
           <w:sz w:val="21"/>
         </w:rPr>
-        <w:t>블루스 중심이었던 1970년대 하드록의 어법을 클래식 낭만주의와 결합하여 네오 클래시컬 록의 문을 활짝 연 역사적 분수령입니다. 당대의 단순한 록 사운드를 넘어 서양 고전음악의 대위법적 선율과 드라마틱한 기승전결을 이식함으로써 록 음악의 미학적 완성도를 한 단계 격상시켰습니다.</w:t>
+        <w:t>대중음악사에서 하드 록이 단순한 에너지의 분출을 넘어 고전 클래식의 품격과 구조미를 수용할 수 있음을 완벽하게 증명한 앨범입니다. 리치 블랙모어의 절제되면서도 비범한 기타 워크와 디오의 오페라적 성량은 후대 잉베이 맘스틴을 비롯한 수많은 네오 클래시컬 및 파워 메탈 뮤지션들에게 절대적인 교과서 역할을 하였습니다.</w:t>
       </w:r>
     </w:p>
     <w:p>
@@ -444,7 +476,7 @@
           <w:b w:val="0"/>
           <w:sz w:val="21"/>
         </w:rPr>
-        <w:t>1970년대 중반, 환멸과 방황 속에 새로운 예술적 탈출구를 찾던 당대 청춘들에게 이 음반은 중세의 고성(古城)과 기사도 문학을 연상시키는 낭만적 도피처를 선사했습니다. 흑백의 현실을 벗어나 무지개 너머 미지의 세계를 갈망하던 젊은이들의 감성을 처연하고도 웅장한 사운드로 위무해 준 시대의 문화적 표상이었습니다.</w:t>
+        <w:t>1970년대 중반, 사이키델릭의 환상이 저물고 거친 펑크 록의 반란이 태동하던 과도기적 혼란 속에서, 본작은 유럽 중세의 신화와 기사도 문학, 바로크적 미학이라는 낭만적 도피처를 청춘들에게 제시했습니다. 물질문명의 고도화 속에서 공허함을 느끼던 당대 젊은이들에게 이 앨범이 전한 비장미 넘치는 환상곡들은 영혼을 정화하는 묵직한 시대적 위안이 되었습니다.</w:t>
       </w:r>
     </w:p>
     <w:p>
@@ -511,7 +543,7 @@
           <w:color w:val="1F2937"/>
           <w:sz w:val="21"/>
         </w:rPr>
-        <w:t xml:space="preserve">'Man on the Silver Mountain': </w:t>
+        <w:t xml:space="preserve">"Man on the Silver Mountain": </w:t>
       </w:r>
       <w:r>
         <w:rPr w:rFonts="맑은 고딕">
@@ -519,7 +551,7 @@
           <w:b w:val="0"/>
           <w:sz w:val="21"/>
         </w:rPr>
-        <w:t>묵직하고 절도 있는 리프와 디오의 카리스마 넘치는 보이스가 황금빛 조화를 이루는 영원한 하드록의 송가입니다.</w:t>
+        <w:t>하드 록 역사상 가장 상징적인 리프 중 하나로, 디오의 힘찬 샤우팅과 절제된 펜타토닉 솔로가 완벽한 조화를 이루는 명곡입니다.</w:t>
       </w:r>
     </w:p>
     <w:p>
@@ -542,7 +574,7 @@
           <w:color w:val="1F2937"/>
           <w:sz w:val="21"/>
         </w:rPr>
-        <w:t xml:space="preserve">'Catch the Rainbow': </w:t>
+        <w:t xml:space="preserve">"Catch the Rainbow": </w:t>
       </w:r>
       <w:r>
         <w:rPr w:rFonts="맑은 고딕">
@@ -550,7 +582,7 @@
           <w:b w:val="0"/>
           <w:sz w:val="21"/>
         </w:rPr>
-        <w:t>한 편의 서정시를 연상시키는 지고지순한 발라드로, 후반부를 수놓는 블랙모어의 유려하고 슬픈 기타 아르페지오가 깊은 여운을 남깁니다.</w:t>
+        <w:t>본 앨범 서정성의 극치를 보여주는 록 발라드로, 잔잔한 아르페지오 위로 흐르는 애수 젖은 보컬과 후반부 휘몰아치는 블랙모어의 감성적인 기타 솔로가 가슴을 먹먹하게 합니다.</w:t>
       </w:r>
     </w:p>
     <w:p>
@@ -573,7 +605,7 @@
           <w:color w:val="1F2937"/>
           <w:sz w:val="21"/>
         </w:rPr>
-        <w:t xml:space="preserve">'The Temple of the King': </w:t>
+        <w:t xml:space="preserve">"The Temple of the King": </w:t>
       </w:r>
       <w:r>
         <w:rPr w:rFonts="맑은 고딕">
@@ -581,7 +613,7 @@
           <w:b w:val="0"/>
           <w:sz w:val="21"/>
         </w:rPr>
-        <w:t>중세 음유시인의 노래처럼 고풍스럽고 우아한 어쿠스틱 감성이 빛나는 트랙으로, 서정적 선율미의 극치를 들려줍니다.</w:t>
+        <w:t>중세 음유시인의 노래를 연상시키는 고풍스러운 어쿠스틱 선율과 신비로운 가사가 돋보이는 곡으로, 한국 록 애호가들에게도 오랜 시간 뜨거운 사랑을 받아온 트랙입니다.</w:t>
       </w:r>
     </w:p>
     <w:p>
@@ -612,7 +644,7 @@
           <w:b w:val="0"/>
           <w:sz w:val="21"/>
         </w:rPr>
-        <w:t>LP 그루브를 긁는 바늘의 미세한 마찰음과 진공관 앰프의 온기가 더해질 때 본 앨범의 가치는 배가됩니다. 펜더 스트라토캐스터의 예리하면서도 온화한 톤과 디오의 가슴 밑바닥에서 울려 나오는 따스한 배음은 오직 아날로그 사운드를 통해서만 그 온전한 영혼의 떨림을 마주할 수 있습니다.</w:t>
+        <w:t>본 음반은 반드시 따뜻한 배음을 구현하는 진공관 앰프와 묵직한 중저역을 지닌 턴테이블 카트리지로 감상하시길 권합니다. 스트라토캐스터 특유의 투명한 픽업 톤과 자연스러운 아날로그 리버브가 공간을 채울 때, 디지털 음원에서는 느낄 수 없는 1975년 뮌헨 스튜디오의 공기감과 디오의 깊은 흉성이 생생하게 되살아납니다.</w:t>
       </w:r>
     </w:p>
     <w:p>
@@ -643,7 +675,7 @@
           <w:b w:val="0"/>
           <w:sz w:val="21"/>
         </w:rPr>
-        <w:t>클래식과 록의 가장 완벽하고 순수한 화학적 결합을 담아낸 유산이자, 두 거장이 처음으로 예술적 영혼을 맞댄 역사적 순간을 증언하는 음반으로서 클래식 및 팝/록 애호가 모두의 서가에 반드시 보존되어야 할 불후의 명작입니다.</w:t>
+        <w:t>리치 블랙모어와 로니 제임스 디오라는 두 거인이 온전한 초심으로 마주하여 빚어낸 유일무이한 마법의 기록입니다. 웅장한 무지개 성채가 그려진 초현실주의적 커버 아트워크와 함께, 록과 클래식의 접점을 탐구하는 컬렉터라면 선반의 가장 중심부에 반드시 보관해야 할 영구 결번의 아날로그 명반입니다.</w:t>
       </w:r>
     </w:p>
     <w:p>
@@ -657,7 +689,7 @@
           <w:color w:val="4338CA"/>
           <w:sz w:val="21"/>
         </w:rPr>
-        <w:t>이 음반을 통해 아날로그 LP의 아늑한 숨결 속에서 리치 블랙모어와 로니 제임스 디오가 빚어낸 낭만주의 서사시가 전해주는 감동을 다시 한번 경험해 보시는 것은 어떨까요?</w:t>
+        <w:t>이 음반을 통해 중세의 성채를 물들이는 장엄한 무지개처럼 고결한 아날로그 사운드가 전해주는 감동을 다시 한번 경험해 보시는 것은 어떨까요?</w:t>
       </w:r>
     </w:p>
     <w:sectPr>
